--- a/assets/Abba_Vishnu_Resume.docx
+++ b/assets/Abba_Vishnu_Resume.docx
@@ -39,6 +39,34 @@
           <w:szCs w:val="24"/>
         </w:rPr>
         <w:br/>
+        <w:t>Email</w:t>
+      </w:r>
+      <w:r>
+        <w:rPr>
+          <w:rFonts w:ascii="Calibri" w:eastAsia="Calibri" w:hAnsi="Calibri" w:cs="Calibri"/>
+          <w:sz w:val="24"/>
+          <w:szCs w:val="24"/>
+        </w:rPr>
+        <w:t xml:space="preserve">: </w:t>
+      </w:r>
+      <w:hyperlink r:id="rId5" w:history="1">
+        <w:r>
+          <w:rPr>
+            <w:rStyle w:val="Hyperlink"/>
+            <w:rFonts w:ascii="Calibri" w:eastAsia="Calibri" w:hAnsi="Calibri" w:cs="Calibri"/>
+            <w:sz w:val="24"/>
+            <w:szCs w:val="24"/>
+          </w:rPr>
+          <w:t>abbavishnu@gmail.com</w:t>
+        </w:r>
+      </w:hyperlink>
+      <w:r>
+        <w:rPr>
+          <w:rFonts w:ascii="Calibri" w:eastAsia="Calibri" w:hAnsi="Calibri" w:cs="Calibri"/>
+          <w:sz w:val="24"/>
+          <w:szCs w:val="24"/>
+        </w:rPr>
+        <w:t xml:space="preserve"> | </w:t>
       </w:r>
       <w:r>
         <w:rPr>
@@ -48,17 +76,19 @@
           <w:sz w:val="24"/>
           <w:szCs w:val="24"/>
         </w:rPr>
-        <w:t>Email</w:t>
-      </w:r>
-      <w:r>
-        <w:rPr>
-          <w:rFonts w:ascii="Calibri" w:eastAsia="Calibri" w:hAnsi="Calibri" w:cs="Calibri"/>
-          <w:sz w:val="24"/>
-          <w:szCs w:val="24"/>
-        </w:rPr>
-        <w:t xml:space="preserve">: abbavishnu@gmail.com | </w:t>
-      </w:r>
-      <w:r>
+        <w:t>Phone</w:t>
+      </w:r>
+      <w:r>
+        <w:rPr>
+          <w:rFonts w:ascii="Calibri" w:eastAsia="Calibri" w:hAnsi="Calibri" w:cs="Calibri"/>
+          <w:sz w:val="24"/>
+          <w:szCs w:val="24"/>
+        </w:rPr>
+        <w:t>: +918547871997</w:t>
+      </w:r>
+    </w:p>
+    <w:p>
+      <w:pPr>
         <w:rPr>
           <w:rFonts w:ascii="Calibri" w:eastAsia="Calibri" w:hAnsi="Calibri" w:cs="Calibri"/>
           <w:b/>
@@ -66,19 +96,8 @@
           <w:sz w:val="24"/>
           <w:szCs w:val="24"/>
         </w:rPr>
-        <w:t>Phone</w:t>
-      </w:r>
-      <w:r>
-        <w:rPr>
-          <w:rFonts w:ascii="Calibri" w:eastAsia="Calibri" w:hAnsi="Calibri" w:cs="Calibri"/>
-          <w:sz w:val="24"/>
-          <w:szCs w:val="24"/>
-        </w:rPr>
-        <w:t>: +918547871997</w:t>
-      </w:r>
-    </w:p>
-    <w:p>
-      <w:pPr>
+      </w:pPr>
+      <w:r>
         <w:rPr>
           <w:rFonts w:ascii="Calibri" w:eastAsia="Calibri" w:hAnsi="Calibri" w:cs="Calibri"/>
           <w:b/>
@@ -86,6 +105,35 @@
           <w:sz w:val="24"/>
           <w:szCs w:val="24"/>
         </w:rPr>
+        <w:t>LinkedIn</w:t>
+      </w:r>
+      <w:r>
+        <w:rPr>
+          <w:rFonts w:ascii="Calibri" w:eastAsia="Calibri" w:hAnsi="Calibri" w:cs="Calibri"/>
+          <w:sz w:val="24"/>
+          <w:szCs w:val="24"/>
+        </w:rPr>
+        <w:t xml:space="preserve">: </w:t>
+      </w:r>
+      <w:hyperlink r:id="rId6" w:history="1">
+        <w:r>
+          <w:rPr>
+            <w:rStyle w:val="Hyperlink"/>
+            <w:rFonts w:ascii="Calibri" w:eastAsia="Calibri" w:hAnsi="Calibri" w:cs="Calibri"/>
+            <w:sz w:val="24"/>
+            <w:szCs w:val="24"/>
+          </w:rPr>
+          <w:t>www.linkedin.com/in/abbavishnu</w:t>
+        </w:r>
+      </w:hyperlink>
+    </w:p>
+    <w:p>
+      <w:pPr>
+        <w:rPr>
+          <w:rFonts w:ascii="Calibri" w:eastAsia="Calibri" w:hAnsi="Calibri" w:cs="Calibri"/>
+          <w:sz w:val="24"/>
+          <w:szCs w:val="24"/>
+        </w:rPr>
       </w:pPr>
       <w:r>
         <w:rPr>
@@ -95,43 +143,27 @@
           <w:sz w:val="24"/>
           <w:szCs w:val="24"/>
         </w:rPr>
-        <w:t>LinkedIn</w:t>
-      </w:r>
-      <w:r>
-        <w:rPr>
-          <w:rFonts w:ascii="Calibri" w:eastAsia="Calibri" w:hAnsi="Calibri" w:cs="Calibri"/>
-          <w:sz w:val="24"/>
-          <w:szCs w:val="24"/>
-        </w:rPr>
-        <w:t>: www.linkedin.com/in/abbavishnu</w:t>
-      </w:r>
-    </w:p>
-    <w:p>
-      <w:pPr>
-        <w:rPr>
-          <w:rFonts w:ascii="Calibri" w:eastAsia="Calibri" w:hAnsi="Calibri" w:cs="Calibri"/>
-          <w:sz w:val="24"/>
-          <w:szCs w:val="24"/>
-        </w:rPr>
-      </w:pPr>
-      <w:r>
-        <w:rPr>
-          <w:rFonts w:ascii="Calibri" w:eastAsia="Calibri" w:hAnsi="Calibri" w:cs="Calibri"/>
-          <w:b/>
-          <w:bCs/>
-          <w:sz w:val="24"/>
-          <w:szCs w:val="24"/>
-        </w:rPr>
-        <w:t>Vimeo</w:t>
-      </w:r>
-      <w:r>
-        <w:rPr>
-          <w:rFonts w:ascii="Calibri" w:eastAsia="Calibri" w:hAnsi="Calibri" w:cs="Calibri"/>
-          <w:sz w:val="24"/>
-          <w:szCs w:val="24"/>
-        </w:rPr>
-        <w:t>: https://vimeo.com/showcase/10034777</w:t>
-      </w:r>
+        <w:t>Portfolio</w:t>
+      </w:r>
+      <w:r>
+        <w:rPr>
+          <w:rFonts w:ascii="Calibri" w:eastAsia="Calibri" w:hAnsi="Calibri" w:cs="Calibri"/>
+          <w:sz w:val="24"/>
+          <w:szCs w:val="24"/>
+        </w:rPr>
+        <w:t xml:space="preserve">: </w:t>
+      </w:r>
+      <w:hyperlink r:id="rId7" w:history="1">
+        <w:r>
+          <w:rPr>
+            <w:rStyle w:val="Hyperlink"/>
+            <w:rFonts w:ascii="Calibri" w:eastAsia="Calibri" w:hAnsi="Calibri" w:cs="Calibri"/>
+            <w:sz w:val="24"/>
+            <w:szCs w:val="24"/>
+          </w:rPr>
+          <w:t>https://abba-vishnu.github.io/portfolio/</w:t>
+        </w:r>
+      </w:hyperlink>
     </w:p>
     <w:p>
       <w:pPr>
@@ -357,25 +389,23 @@
           <w:sz w:val="21"/>
           <w:szCs w:val="21"/>
         </w:rPr>
-        <w:t xml:space="preserve"> ChatGPT, Claude, Gemini, Copilot, Adobe Firefly, </w:t>
-      </w:r>
-      <w:proofErr w:type="spellStart"/>
+        <w:t xml:space="preserve"> ChatGPT, Claude, Gemini, Copilot, Adobe Firefly, MidJourney, Runway, Kling AI, Veo,</w:t>
+      </w:r>
       <w:r>
         <w:rPr>
           <w:rFonts w:ascii="Segoe UI" w:hAnsi="Segoe UI" w:cs="Segoe UI"/>
           <w:sz w:val="21"/>
           <w:szCs w:val="21"/>
         </w:rPr>
-        <w:t>MidJourney</w:t>
-      </w:r>
-      <w:proofErr w:type="spellEnd"/>
+        <w:t xml:space="preserve"> LunaAI,</w:t>
+      </w:r>
       <w:r>
         <w:rPr>
           <w:rFonts w:ascii="Segoe UI" w:hAnsi="Segoe UI" w:cs="Segoe UI"/>
           <w:sz w:val="21"/>
           <w:szCs w:val="21"/>
         </w:rPr>
-        <w:t>, Runway, Kling AI, Veo,</w:t>
+        <w:t xml:space="preserve"> Pika, ElevenLabs,</w:t>
       </w:r>
       <w:r>
         <w:rPr>
@@ -385,16 +415,14 @@
         </w:rPr>
         <w:t xml:space="preserve"> </w:t>
       </w:r>
-      <w:proofErr w:type="spellStart"/>
       <w:r>
         <w:rPr>
           <w:rFonts w:ascii="Segoe UI" w:hAnsi="Segoe UI" w:cs="Segoe UI"/>
           <w:sz w:val="21"/>
           <w:szCs w:val="21"/>
         </w:rPr>
-        <w:t>LunaAI</w:t>
-      </w:r>
-      <w:proofErr w:type="spellEnd"/>
+        <w:t>Lyria</w:t>
+      </w:r>
       <w:r>
         <w:rPr>
           <w:rFonts w:ascii="Segoe UI" w:hAnsi="Segoe UI" w:cs="Segoe UI"/>
@@ -409,56 +437,6 @@
           <w:sz w:val="21"/>
           <w:szCs w:val="21"/>
         </w:rPr>
-        <w:t xml:space="preserve"> Pika, </w:t>
-      </w:r>
-      <w:proofErr w:type="spellStart"/>
-      <w:r>
-        <w:rPr>
-          <w:rFonts w:ascii="Segoe UI" w:hAnsi="Segoe UI" w:cs="Segoe UI"/>
-          <w:sz w:val="21"/>
-          <w:szCs w:val="21"/>
-        </w:rPr>
-        <w:t>ElevenLabs</w:t>
-      </w:r>
-      <w:proofErr w:type="spellEnd"/>
-      <w:r>
-        <w:rPr>
-          <w:rFonts w:ascii="Segoe UI" w:hAnsi="Segoe UI" w:cs="Segoe UI"/>
-          <w:sz w:val="21"/>
-          <w:szCs w:val="21"/>
-        </w:rPr>
-        <w:t>,</w:t>
-      </w:r>
-      <w:r>
-        <w:rPr>
-          <w:rFonts w:ascii="Segoe UI" w:hAnsi="Segoe UI" w:cs="Segoe UI"/>
-          <w:sz w:val="21"/>
-          <w:szCs w:val="21"/>
-        </w:rPr>
-        <w:t xml:space="preserve"> </w:t>
-      </w:r>
-      <w:r>
-        <w:rPr>
-          <w:rFonts w:ascii="Segoe UI" w:hAnsi="Segoe UI" w:cs="Segoe UI"/>
-          <w:sz w:val="21"/>
-          <w:szCs w:val="21"/>
-        </w:rPr>
-        <w:t>Lyria</w:t>
-      </w:r>
-      <w:r>
-        <w:rPr>
-          <w:rFonts w:ascii="Segoe UI" w:hAnsi="Segoe UI" w:cs="Segoe UI"/>
-          <w:sz w:val="21"/>
-          <w:szCs w:val="21"/>
-        </w:rPr>
-        <w:t>,</w:t>
-      </w:r>
-      <w:r>
-        <w:rPr>
-          <w:rFonts w:ascii="Segoe UI" w:hAnsi="Segoe UI" w:cs="Segoe UI"/>
-          <w:sz w:val="21"/>
-          <w:szCs w:val="21"/>
-        </w:rPr>
         <w:t xml:space="preserve"> Figma AI, Canva Magic Studio.</w:t>
       </w:r>
     </w:p>
@@ -496,9 +474,106 @@
           <w:sz w:val="24"/>
           <w:szCs w:val="24"/>
         </w:rPr>
-        <w:t xml:space="preserve">Lead Visual </w:t>
-      </w:r>
-      <w:proofErr w:type="gramStart"/>
+        <w:t>Lead Visual Designer</w:t>
+      </w:r>
+      <w:r>
+        <w:rPr>
+          <w:rFonts w:ascii="Calibri" w:eastAsia="Calibri" w:hAnsi="Calibri" w:cs="Calibri"/>
+          <w:sz w:val="24"/>
+          <w:szCs w:val="24"/>
+        </w:rPr>
+        <w:t xml:space="preserve">  WaveMaker, Inc. — Apr 2023 – Present</w:t>
+      </w:r>
+    </w:p>
+    <w:p>
+      <w:pPr>
+        <w:numPr>
+          <w:ilvl w:val="1"/>
+          <w:numId w:val="5"/>
+        </w:numPr>
+        <w:spacing w:line="240" w:lineRule="auto"/>
+        <w:ind w:hanging="360"/>
+        <w:rPr>
+          <w:rFonts w:ascii="Calibri" w:eastAsia="Calibri" w:hAnsi="Calibri" w:cs="Calibri"/>
+          <w:sz w:val="24"/>
+          <w:szCs w:val="24"/>
+        </w:rPr>
+      </w:pPr>
+      <w:r>
+        <w:rPr>
+          <w:rFonts w:ascii="Calibri" w:eastAsia="Calibri" w:hAnsi="Calibri" w:cs="Calibri"/>
+          <w:sz w:val="24"/>
+          <w:szCs w:val="24"/>
+        </w:rPr>
+        <w:t>Lead creation of enterprise SaaS marketing videos, product walkthroughs, motion graphics, and illustrations that simplify complex cloud/low-code ideas and strengthen brand storytelling.</w:t>
+      </w:r>
+    </w:p>
+    <w:p>
+      <w:pPr>
+        <w:numPr>
+          <w:ilvl w:val="1"/>
+          <w:numId w:val="5"/>
+        </w:numPr>
+        <w:spacing w:line="240" w:lineRule="auto"/>
+        <w:ind w:hanging="360"/>
+        <w:rPr>
+          <w:rFonts w:ascii="Calibri" w:eastAsia="Calibri" w:hAnsi="Calibri" w:cs="Calibri"/>
+          <w:sz w:val="24"/>
+          <w:szCs w:val="24"/>
+        </w:rPr>
+      </w:pPr>
+      <w:r>
+        <w:rPr>
+          <w:rFonts w:ascii="Calibri" w:eastAsia="Calibri" w:hAnsi="Calibri" w:cs="Calibri"/>
+          <w:sz w:val="24"/>
+          <w:szCs w:val="24"/>
+        </w:rPr>
+        <w:t>Oversee visual direction and collaborate with product and marketing teams to deliver cohesive, high-impact content across digital platforms and SaaS acquisition campaigns</w:t>
+      </w:r>
+      <w:r>
+        <w:rPr>
+          <w:rFonts w:ascii="Calibri" w:eastAsia="Calibri" w:hAnsi="Calibri" w:cs="Calibri"/>
+          <w:sz w:val="24"/>
+          <w:szCs w:val="24"/>
+        </w:rPr>
+        <w:t>.</w:t>
+      </w:r>
+    </w:p>
+    <w:p>
+      <w:pPr>
+        <w:numPr>
+          <w:ilvl w:val="1"/>
+          <w:numId w:val="5"/>
+        </w:numPr>
+        <w:spacing w:line="240" w:lineRule="auto"/>
+        <w:ind w:hanging="360"/>
+        <w:rPr>
+          <w:rFonts w:ascii="Calibri" w:eastAsia="Calibri" w:hAnsi="Calibri" w:cs="Calibri"/>
+          <w:sz w:val="24"/>
+          <w:szCs w:val="24"/>
+        </w:rPr>
+      </w:pPr>
+      <w:r>
+        <w:rPr>
+          <w:rFonts w:ascii="Calibri" w:eastAsia="Calibri" w:hAnsi="Calibri" w:cs="Calibri"/>
+          <w:sz w:val="24"/>
+          <w:szCs w:val="24"/>
+        </w:rPr>
+        <w:t>Developed custom automation scripts using AI to accelerate design workflows and improve production efficiency.</w:t>
+      </w:r>
+    </w:p>
+    <w:p>
+      <w:pPr>
+        <w:numPr>
+          <w:ilvl w:val="0"/>
+          <w:numId w:val="5"/>
+        </w:numPr>
+        <w:rPr>
+          <w:rFonts w:ascii="Calibri" w:eastAsia="Calibri" w:hAnsi="Calibri" w:cs="Calibri"/>
+          <w:sz w:val="24"/>
+          <w:szCs w:val="24"/>
+        </w:rPr>
+      </w:pPr>
       <w:r>
         <w:rPr>
           <w:rFonts w:ascii="Calibri" w:eastAsia="Calibri" w:hAnsi="Calibri" w:cs="Calibri"/>
@@ -507,34 +582,23 @@
           <w:sz w:val="24"/>
           <w:szCs w:val="24"/>
         </w:rPr>
-        <w:t>Designer</w:t>
-      </w:r>
-      <w:r>
-        <w:rPr>
-          <w:rFonts w:ascii="Calibri" w:eastAsia="Calibri" w:hAnsi="Calibri" w:cs="Calibri"/>
-          <w:sz w:val="24"/>
-          <w:szCs w:val="24"/>
-        </w:rPr>
-        <w:t xml:space="preserve">  </w:t>
-      </w:r>
-      <w:proofErr w:type="spellStart"/>
-      <w:r>
-        <w:rPr>
-          <w:rFonts w:ascii="Calibri" w:eastAsia="Calibri" w:hAnsi="Calibri" w:cs="Calibri"/>
-          <w:sz w:val="24"/>
-          <w:szCs w:val="24"/>
-        </w:rPr>
-        <w:t>WaveMaker</w:t>
-      </w:r>
-      <w:proofErr w:type="spellEnd"/>
-      <w:proofErr w:type="gramEnd"/>
-      <w:r>
-        <w:rPr>
-          <w:rFonts w:ascii="Calibri" w:eastAsia="Calibri" w:hAnsi="Calibri" w:cs="Calibri"/>
-          <w:sz w:val="24"/>
-          <w:szCs w:val="24"/>
-        </w:rPr>
-        <w:t>, Inc. — Apr 2023 – Present</w:t>
+        <w:t>Lead Visual Designer</w:t>
+      </w:r>
+      <w:r>
+        <w:rPr>
+          <w:rFonts w:ascii="Calibri" w:eastAsia="Calibri" w:hAnsi="Calibri" w:cs="Calibri"/>
+          <w:sz w:val="24"/>
+          <w:szCs w:val="24"/>
+        </w:rPr>
+        <w:t xml:space="preserve">  Pramati</w:t>
+      </w:r>
+      <w:r>
+        <w:rPr>
+          <w:rFonts w:ascii="Calibri" w:eastAsia="Calibri" w:hAnsi="Calibri" w:cs="Calibri"/>
+          <w:sz w:val="24"/>
+          <w:szCs w:val="24"/>
+        </w:rPr>
+        <w:t xml:space="preserve"> Technologies — Nov 2021 – Mar 2023</w:t>
       </w:r>
     </w:p>
     <w:p>
@@ -557,7 +621,7 @@
           <w:sz w:val="24"/>
           <w:szCs w:val="24"/>
         </w:rPr>
-        <w:t>Lead creation of enterprise SaaS marketing videos, product walkthroughs, motion graphics, and illustrations that simplify complex cloud/low-code ideas and strengthen brand storytelling.</w:t>
+        <w:t>Directed design of product videos and graphics for banking and low‑code solutions, enhancing client presentations and product adoption.</w:t>
       </w:r>
     </w:p>
     <w:p>
@@ -580,15 +644,39 @@
           <w:sz w:val="24"/>
           <w:szCs w:val="24"/>
         </w:rPr>
-        <w:t>Oversee visual direction and collaborate with product and marketing teams to deliver cohesive, high-impact content across digital platforms and SaaS acquisition campaigns</w:t>
-      </w:r>
-      <w:r>
-        <w:rPr>
-          <w:rFonts w:ascii="Calibri" w:eastAsia="Calibri" w:hAnsi="Calibri" w:cs="Calibri"/>
-          <w:sz w:val="24"/>
-          <w:szCs w:val="24"/>
-        </w:rPr>
-        <w:t>.</w:t>
+        <w:lastRenderedPageBreak/>
+        <w:t>Partnered with cross‑functional teams to re‑imagine banking solutions with WaveMaker’s low‑code platform.</w:t>
+      </w:r>
+    </w:p>
+    <w:p>
+      <w:pPr>
+        <w:numPr>
+          <w:ilvl w:val="0"/>
+          <w:numId w:val="5"/>
+        </w:numPr>
+        <w:rPr>
+          <w:rFonts w:ascii="Calibri" w:eastAsia="Calibri" w:hAnsi="Calibri" w:cs="Calibri"/>
+          <w:sz w:val="24"/>
+          <w:szCs w:val="24"/>
+        </w:rPr>
+      </w:pPr>
+      <w:r>
+        <w:rPr>
+          <w:rFonts w:ascii="Calibri" w:eastAsia="Calibri" w:hAnsi="Calibri" w:cs="Calibri"/>
+          <w:b/>
+          <w:bCs/>
+          <w:sz w:val="24"/>
+          <w:szCs w:val="24"/>
+        </w:rPr>
+        <w:t>Senior Visual Designer</w:t>
+      </w:r>
+      <w:r>
+        <w:rPr>
+          <w:rFonts w:ascii="Calibri" w:eastAsia="Calibri" w:hAnsi="Calibri" w:cs="Calibri"/>
+          <w:sz w:val="24"/>
+          <w:szCs w:val="24"/>
+        </w:rPr>
+        <w:t xml:space="preserve">  Pramati Technologies — Oct 2019 – Nov 2021</w:t>
       </w:r>
     </w:p>
     <w:p>
@@ -611,7 +699,53 @@
           <w:sz w:val="24"/>
           <w:szCs w:val="24"/>
         </w:rPr>
-        <w:t>Developed custom automation scripts using AI to accelerate design workflows and improve production efficiency.</w:t>
+        <w:t>Designed motion graphics and product videos for enterprise products including WaveMaker, ThumbSignIn, Apitive, Hyscale, and Groupe.</w:t>
+      </w:r>
+    </w:p>
+    <w:p>
+      <w:pPr>
+        <w:numPr>
+          <w:ilvl w:val="1"/>
+          <w:numId w:val="5"/>
+        </w:numPr>
+        <w:spacing w:line="240" w:lineRule="auto"/>
+        <w:ind w:hanging="360"/>
+        <w:rPr>
+          <w:rFonts w:ascii="Calibri" w:eastAsia="Calibri" w:hAnsi="Calibri" w:cs="Calibri"/>
+          <w:sz w:val="24"/>
+          <w:szCs w:val="24"/>
+        </w:rPr>
+      </w:pPr>
+      <w:r>
+        <w:rPr>
+          <w:rFonts w:ascii="Calibri" w:eastAsia="Calibri" w:hAnsi="Calibri" w:cs="Calibri"/>
+          <w:sz w:val="24"/>
+          <w:szCs w:val="24"/>
+        </w:rPr>
+        <w:t>Simplified complex product concepts through clear visual storytelling, improving customer engagement.</w:t>
+      </w:r>
+    </w:p>
+    <w:p>
+      <w:pPr>
+        <w:numPr>
+          <w:ilvl w:val="1"/>
+          <w:numId w:val="5"/>
+        </w:numPr>
+        <w:spacing w:line="240" w:lineRule="auto"/>
+        <w:ind w:hanging="360"/>
+        <w:rPr>
+          <w:rFonts w:ascii="Calibri" w:eastAsia="Calibri" w:hAnsi="Calibri" w:cs="Calibri"/>
+          <w:sz w:val="24"/>
+          <w:szCs w:val="24"/>
+        </w:rPr>
+      </w:pPr>
+      <w:r>
+        <w:rPr>
+          <w:rFonts w:ascii="Calibri" w:eastAsia="Calibri" w:hAnsi="Calibri" w:cs="Calibri"/>
+          <w:sz w:val="24"/>
+          <w:szCs w:val="24"/>
+        </w:rPr>
+        <w:t>Explored AR/VR applications to enhance interactive design possibilities.</w:t>
       </w:r>
     </w:p>
     <w:p>
@@ -634,9 +768,52 @@
           <w:sz w:val="24"/>
           <w:szCs w:val="24"/>
         </w:rPr>
-        <w:t xml:space="preserve">Lead Visual </w:t>
-      </w:r>
-      <w:proofErr w:type="gramStart"/>
+        <w:t>Visual Designer</w:t>
+      </w:r>
+      <w:r>
+        <w:rPr>
+          <w:rFonts w:ascii="Calibri" w:eastAsia="Calibri" w:hAnsi="Calibri" w:cs="Calibri"/>
+          <w:sz w:val="24"/>
+          <w:szCs w:val="24"/>
+        </w:rPr>
+        <w:t xml:space="preserve">  Pramati Technologies — Apr 2018 – Oct 2019</w:t>
+      </w:r>
+    </w:p>
+    <w:p>
+      <w:pPr>
+        <w:numPr>
+          <w:ilvl w:val="1"/>
+          <w:numId w:val="5"/>
+        </w:numPr>
+        <w:spacing w:line="240" w:lineRule="auto"/>
+        <w:ind w:hanging="360"/>
+        <w:rPr>
+          <w:rFonts w:ascii="Calibri" w:eastAsia="Calibri" w:hAnsi="Calibri" w:cs="Calibri"/>
+          <w:sz w:val="24"/>
+          <w:szCs w:val="24"/>
+        </w:rPr>
+      </w:pPr>
+      <w:r>
+        <w:rPr>
+          <w:rFonts w:ascii="Calibri" w:eastAsia="Calibri" w:hAnsi="Calibri" w:cs="Calibri"/>
+          <w:sz w:val="24"/>
+          <w:szCs w:val="24"/>
+        </w:rPr>
+        <w:t>Delivered marketing‑focused motion graphics and illustrations that strengthened brand identity.</w:t>
+      </w:r>
+    </w:p>
+    <w:p>
+      <w:pPr>
+        <w:numPr>
+          <w:ilvl w:val="0"/>
+          <w:numId w:val="5"/>
+        </w:numPr>
+        <w:rPr>
+          <w:rFonts w:ascii="Calibri" w:eastAsia="Calibri" w:hAnsi="Calibri" w:cs="Calibri"/>
+          <w:sz w:val="24"/>
+          <w:szCs w:val="24"/>
+        </w:rPr>
+      </w:pPr>
       <w:r>
         <w:rPr>
           <w:rFonts w:ascii="Calibri" w:eastAsia="Calibri" w:hAnsi="Calibri" w:cs="Calibri"/>
@@ -645,34 +822,15 @@
           <w:sz w:val="24"/>
           <w:szCs w:val="24"/>
         </w:rPr>
-        <w:t>Designer</w:t>
-      </w:r>
-      <w:r>
-        <w:rPr>
-          <w:rFonts w:ascii="Calibri" w:eastAsia="Calibri" w:hAnsi="Calibri" w:cs="Calibri"/>
-          <w:sz w:val="24"/>
-          <w:szCs w:val="24"/>
-        </w:rPr>
-        <w:t xml:space="preserve">  </w:t>
-      </w:r>
-      <w:proofErr w:type="spellStart"/>
-      <w:r>
-        <w:rPr>
-          <w:rFonts w:ascii="Calibri" w:eastAsia="Calibri" w:hAnsi="Calibri" w:cs="Calibri"/>
-          <w:sz w:val="24"/>
-          <w:szCs w:val="24"/>
-        </w:rPr>
-        <w:t>Pramati</w:t>
-      </w:r>
-      <w:proofErr w:type="spellEnd"/>
-      <w:proofErr w:type="gramEnd"/>
-      <w:r>
-        <w:rPr>
-          <w:rFonts w:ascii="Calibri" w:eastAsia="Calibri" w:hAnsi="Calibri" w:cs="Calibri"/>
-          <w:sz w:val="24"/>
-          <w:szCs w:val="24"/>
-        </w:rPr>
-        <w:t xml:space="preserve"> Technologies — Nov 2021 – Mar 2023</w:t>
+        <w:t>Game Development Engineer</w:t>
+      </w:r>
+      <w:r>
+        <w:rPr>
+          <w:rFonts w:ascii="Calibri" w:eastAsia="Calibri" w:hAnsi="Calibri" w:cs="Calibri"/>
+          <w:sz w:val="24"/>
+          <w:szCs w:val="24"/>
+        </w:rPr>
+        <w:t xml:space="preserve">  Avaz Inc. — Oct 2016 – Apr 2018</w:t>
       </w:r>
     </w:p>
     <w:p>
@@ -695,7 +853,46 @@
           <w:sz w:val="24"/>
           <w:szCs w:val="24"/>
         </w:rPr>
-        <w:t>Directed design of product videos and graphics for banking and low‑code solutions, enhancing client presentations and product adoption.</w:t>
+        <w:t>Designed front‑end and gameplay for language teaching apps such as Freespeech</w:t>
+      </w:r>
+      <w:r>
+        <w:rPr>
+          <w:rFonts w:ascii="Calibri" w:eastAsia="Calibri" w:hAnsi="Calibri" w:cs="Calibri"/>
+          <w:sz w:val="24"/>
+          <w:szCs w:val="24"/>
+        </w:rPr>
+        <w:t xml:space="preserve"> and Chong‑Chong, improving usability and learning outcomes.</w:t>
+      </w:r>
+    </w:p>
+    <w:p>
+      <w:pPr>
+        <w:numPr>
+          <w:ilvl w:val="0"/>
+          <w:numId w:val="5"/>
+        </w:numPr>
+        <w:rPr>
+          <w:rFonts w:ascii="Calibri" w:eastAsia="Calibri" w:hAnsi="Calibri" w:cs="Calibri"/>
+          <w:sz w:val="24"/>
+          <w:szCs w:val="24"/>
+        </w:rPr>
+      </w:pPr>
+      <w:r>
+        <w:rPr>
+          <w:rFonts w:ascii="Calibri" w:eastAsia="Calibri" w:hAnsi="Calibri" w:cs="Calibri"/>
+          <w:b/>
+          <w:bCs/>
+          <w:sz w:val="24"/>
+          <w:szCs w:val="24"/>
+        </w:rPr>
+        <w:t>Game Designer</w:t>
+      </w:r>
+      <w:r>
+        <w:rPr>
+          <w:rFonts w:ascii="Calibri" w:eastAsia="Calibri" w:hAnsi="Calibri" w:cs="Calibri"/>
+          <w:sz w:val="24"/>
+          <w:szCs w:val="24"/>
+        </w:rPr>
+        <w:t xml:space="preserve">  Evelyn Software Labs — Sep 2011 – Sep 2016</w:t>
       </w:r>
     </w:p>
     <w:p>
@@ -718,25 +915,7 @@
           <w:sz w:val="24"/>
           <w:szCs w:val="24"/>
         </w:rPr>
-        <w:t xml:space="preserve">Partnered with cross‑functional teams to re‑imagine banking solutions with </w:t>
-      </w:r>
-      <w:proofErr w:type="spellStart"/>
-      <w:r>
-        <w:rPr>
-          <w:rFonts w:ascii="Calibri" w:eastAsia="Calibri" w:hAnsi="Calibri" w:cs="Calibri"/>
-          <w:sz w:val="24"/>
-          <w:szCs w:val="24"/>
-        </w:rPr>
-        <w:t>WaveMaker’s</w:t>
-      </w:r>
-      <w:proofErr w:type="spellEnd"/>
-      <w:r>
-        <w:rPr>
-          <w:rFonts w:ascii="Calibri" w:eastAsia="Calibri" w:hAnsi="Calibri" w:cs="Calibri"/>
-          <w:sz w:val="24"/>
-          <w:szCs w:val="24"/>
-        </w:rPr>
-        <w:t xml:space="preserve"> low‑code platform.</w:t>
+        <w:t>Created multiple iPad games including Battleground Defense Trilogy, Fix the Candy, Adrian’s Crusade, and Welding Simulator, building a diverse global player base.</w:t>
       </w:r>
     </w:p>
     <w:p>
@@ -759,9 +938,52 @@
           <w:sz w:val="24"/>
           <w:szCs w:val="24"/>
         </w:rPr>
-        <w:t xml:space="preserve">Senior Visual </w:t>
-      </w:r>
-      <w:proofErr w:type="gramStart"/>
+        <w:t>Character Designer &amp; Animator</w:t>
+      </w:r>
+      <w:r>
+        <w:rPr>
+          <w:rFonts w:ascii="Calibri" w:eastAsia="Calibri" w:hAnsi="Calibri" w:cs="Calibri"/>
+          <w:sz w:val="24"/>
+          <w:szCs w:val="24"/>
+        </w:rPr>
+        <w:t xml:space="preserve">  Colours Animation Pvt Ltd — Nov 2010 – Sep 2011</w:t>
+      </w:r>
+    </w:p>
+    <w:p>
+      <w:pPr>
+        <w:numPr>
+          <w:ilvl w:val="1"/>
+          <w:numId w:val="5"/>
+        </w:numPr>
+        <w:spacing w:line="240" w:lineRule="auto"/>
+        <w:ind w:hanging="360"/>
+        <w:rPr>
+          <w:rFonts w:ascii="Calibri" w:eastAsia="Calibri" w:hAnsi="Calibri" w:cs="Calibri"/>
+          <w:sz w:val="24"/>
+          <w:szCs w:val="24"/>
+        </w:rPr>
+      </w:pPr>
+      <w:r>
+        <w:rPr>
+          <w:rFonts w:ascii="Calibri" w:eastAsia="Calibri" w:hAnsi="Calibri" w:cs="Calibri"/>
+          <w:sz w:val="24"/>
+          <w:szCs w:val="24"/>
+        </w:rPr>
+        <w:t>Designed and animated characters, storyboards, and scene‑by‑scene animations for studio projects.</w:t>
+      </w:r>
+    </w:p>
+    <w:p>
+      <w:pPr>
+        <w:numPr>
+          <w:ilvl w:val="0"/>
+          <w:numId w:val="5"/>
+        </w:numPr>
+        <w:rPr>
+          <w:rFonts w:ascii="Calibri" w:eastAsia="Calibri" w:hAnsi="Calibri" w:cs="Calibri"/>
+          <w:sz w:val="24"/>
+          <w:szCs w:val="24"/>
+        </w:rPr>
+      </w:pPr>
       <w:r>
         <w:rPr>
           <w:rFonts w:ascii="Calibri" w:eastAsia="Calibri" w:hAnsi="Calibri" w:cs="Calibri"/>
@@ -770,34 +992,15 @@
           <w:sz w:val="24"/>
           <w:szCs w:val="24"/>
         </w:rPr>
-        <w:t>Designer</w:t>
-      </w:r>
-      <w:r>
-        <w:rPr>
-          <w:rFonts w:ascii="Calibri" w:eastAsia="Calibri" w:hAnsi="Calibri" w:cs="Calibri"/>
-          <w:sz w:val="24"/>
-          <w:szCs w:val="24"/>
-        </w:rPr>
-        <w:t xml:space="preserve">  </w:t>
-      </w:r>
-      <w:proofErr w:type="spellStart"/>
-      <w:r>
-        <w:rPr>
-          <w:rFonts w:ascii="Calibri" w:eastAsia="Calibri" w:hAnsi="Calibri" w:cs="Calibri"/>
-          <w:sz w:val="24"/>
-          <w:szCs w:val="24"/>
-        </w:rPr>
-        <w:t>Pramati</w:t>
-      </w:r>
-      <w:proofErr w:type="spellEnd"/>
-      <w:proofErr w:type="gramEnd"/>
-      <w:r>
-        <w:rPr>
-          <w:rFonts w:ascii="Calibri" w:eastAsia="Calibri" w:hAnsi="Calibri" w:cs="Calibri"/>
-          <w:sz w:val="24"/>
-          <w:szCs w:val="24"/>
-        </w:rPr>
-        <w:t xml:space="preserve"> Technologies — Oct 2019 – Nov 2021</w:t>
+        <w:t>Animator Trainee</w:t>
+      </w:r>
+      <w:r>
+        <w:rPr>
+          <w:rFonts w:ascii="Calibri" w:eastAsia="Calibri" w:hAnsi="Calibri" w:cs="Calibri"/>
+          <w:sz w:val="24"/>
+          <w:szCs w:val="24"/>
+        </w:rPr>
+        <w:t xml:space="preserve">  Vismayas Max — Jul 2009 – Oct 2010</w:t>
       </w:r>
     </w:p>
     <w:p>
@@ -820,133 +1023,26 @@
           <w:sz w:val="24"/>
           <w:szCs w:val="24"/>
         </w:rPr>
-        <w:t xml:space="preserve">Designed motion graphics and product videos for enterprise products including </w:t>
-      </w:r>
-      <w:proofErr w:type="spellStart"/>
-      <w:r>
-        <w:rPr>
-          <w:rFonts w:ascii="Calibri" w:eastAsia="Calibri" w:hAnsi="Calibri" w:cs="Calibri"/>
-          <w:sz w:val="24"/>
-          <w:szCs w:val="24"/>
-        </w:rPr>
-        <w:t>WaveMaker</w:t>
-      </w:r>
-      <w:proofErr w:type="spellEnd"/>
-      <w:r>
-        <w:rPr>
-          <w:rFonts w:ascii="Calibri" w:eastAsia="Calibri" w:hAnsi="Calibri" w:cs="Calibri"/>
-          <w:sz w:val="24"/>
-          <w:szCs w:val="24"/>
-        </w:rPr>
-        <w:t xml:space="preserve">, </w:t>
-      </w:r>
-      <w:proofErr w:type="spellStart"/>
-      <w:r>
-        <w:rPr>
-          <w:rFonts w:ascii="Calibri" w:eastAsia="Calibri" w:hAnsi="Calibri" w:cs="Calibri"/>
-          <w:sz w:val="24"/>
-          <w:szCs w:val="24"/>
-        </w:rPr>
-        <w:t>ThumbSignIn</w:t>
-      </w:r>
-      <w:proofErr w:type="spellEnd"/>
-      <w:r>
-        <w:rPr>
-          <w:rFonts w:ascii="Calibri" w:eastAsia="Calibri" w:hAnsi="Calibri" w:cs="Calibri"/>
-          <w:sz w:val="24"/>
-          <w:szCs w:val="24"/>
-        </w:rPr>
-        <w:t xml:space="preserve">, </w:t>
-      </w:r>
-      <w:proofErr w:type="spellStart"/>
-      <w:r>
-        <w:rPr>
-          <w:rFonts w:ascii="Calibri" w:eastAsia="Calibri" w:hAnsi="Calibri" w:cs="Calibri"/>
-          <w:sz w:val="24"/>
-          <w:szCs w:val="24"/>
-        </w:rPr>
-        <w:t>Apitive</w:t>
-      </w:r>
-      <w:proofErr w:type="spellEnd"/>
-      <w:r>
-        <w:rPr>
-          <w:rFonts w:ascii="Calibri" w:eastAsia="Calibri" w:hAnsi="Calibri" w:cs="Calibri"/>
-          <w:sz w:val="24"/>
-          <w:szCs w:val="24"/>
-        </w:rPr>
-        <w:t xml:space="preserve">, </w:t>
-      </w:r>
-      <w:proofErr w:type="spellStart"/>
-      <w:r>
-        <w:rPr>
-          <w:rFonts w:ascii="Calibri" w:eastAsia="Calibri" w:hAnsi="Calibri" w:cs="Calibri"/>
-          <w:sz w:val="24"/>
-          <w:szCs w:val="24"/>
-        </w:rPr>
-        <w:t>Hyscale</w:t>
-      </w:r>
-      <w:proofErr w:type="spellEnd"/>
-      <w:r>
-        <w:rPr>
-          <w:rFonts w:ascii="Calibri" w:eastAsia="Calibri" w:hAnsi="Calibri" w:cs="Calibri"/>
-          <w:sz w:val="24"/>
-          <w:szCs w:val="24"/>
-        </w:rPr>
-        <w:t>, and Groupe.</w:t>
-      </w:r>
-    </w:p>
-    <w:p>
-      <w:pPr>
-        <w:numPr>
-          <w:ilvl w:val="1"/>
-          <w:numId w:val="5"/>
+        <w:t>Created character sketches, turn‑arounds, 3D models, props, and animations, contributing to multiple training projects.</w:t>
+      </w:r>
+    </w:p>
+    <w:p>
+      <w:pPr>
+        <w:pStyle w:val="Heading3"/>
+      </w:pPr>
+      <w:bookmarkStart w:id="3" w:name="_g5wfn9skmyqo" w:colFirst="0" w:colLast="0"/>
+      <w:bookmarkEnd w:id="3"/>
+      <w:r>
+        <w:t>Education</w:t>
+      </w:r>
+    </w:p>
+    <w:p>
+      <w:pPr>
+        <w:numPr>
+          <w:ilvl w:val="0"/>
+          <w:numId w:val="3"/>
         </w:numPr>
         <w:spacing w:line="240" w:lineRule="auto"/>
-        <w:ind w:hanging="360"/>
-        <w:rPr>
-          <w:rFonts w:ascii="Calibri" w:eastAsia="Calibri" w:hAnsi="Calibri" w:cs="Calibri"/>
-          <w:sz w:val="24"/>
-          <w:szCs w:val="24"/>
-        </w:rPr>
-      </w:pPr>
-      <w:r>
-        <w:rPr>
-          <w:rFonts w:ascii="Calibri" w:eastAsia="Calibri" w:hAnsi="Calibri" w:cs="Calibri"/>
-          <w:sz w:val="24"/>
-          <w:szCs w:val="24"/>
-        </w:rPr>
-        <w:t>Simplified complex product concepts through clear visual storytelling, improving customer engagement.</w:t>
-      </w:r>
-    </w:p>
-    <w:p>
-      <w:pPr>
-        <w:numPr>
-          <w:ilvl w:val="1"/>
-          <w:numId w:val="5"/>
-        </w:numPr>
-        <w:spacing w:line="240" w:lineRule="auto"/>
-        <w:ind w:hanging="360"/>
-        <w:rPr>
-          <w:rFonts w:ascii="Calibri" w:eastAsia="Calibri" w:hAnsi="Calibri" w:cs="Calibri"/>
-          <w:sz w:val="24"/>
-          <w:szCs w:val="24"/>
-        </w:rPr>
-      </w:pPr>
-      <w:r>
-        <w:rPr>
-          <w:rFonts w:ascii="Calibri" w:eastAsia="Calibri" w:hAnsi="Calibri" w:cs="Calibri"/>
-          <w:sz w:val="24"/>
-          <w:szCs w:val="24"/>
-        </w:rPr>
-        <w:t>Explored AR/VR applications to enhance interactive design possibilities.</w:t>
-      </w:r>
-    </w:p>
-    <w:p>
-      <w:pPr>
-        <w:numPr>
-          <w:ilvl w:val="0"/>
-          <w:numId w:val="5"/>
-        </w:numPr>
         <w:rPr>
           <w:rFonts w:ascii="Calibri" w:eastAsia="Calibri" w:hAnsi="Calibri" w:cs="Calibri"/>
           <w:sz w:val="24"/>
@@ -961,9 +1057,30 @@
           <w:sz w:val="24"/>
           <w:szCs w:val="24"/>
         </w:rPr>
-        <w:t xml:space="preserve">Visual </w:t>
-      </w:r>
-      <w:proofErr w:type="gramStart"/>
+        <w:t>University of Kerala</w:t>
+      </w:r>
+      <w:r>
+        <w:rPr>
+          <w:rFonts w:ascii="Calibri" w:eastAsia="Calibri" w:hAnsi="Calibri" w:cs="Calibri"/>
+          <w:sz w:val="24"/>
+          <w:szCs w:val="24"/>
+        </w:rPr>
+        <w:t xml:space="preserve"> — Coursework toward Bachelor of Arts (BA), English Literature (2010–2012)</w:t>
+      </w:r>
+    </w:p>
+    <w:p>
+      <w:pPr>
+        <w:numPr>
+          <w:ilvl w:val="0"/>
+          <w:numId w:val="3"/>
+        </w:numPr>
+        <w:spacing w:line="240" w:lineRule="auto"/>
+        <w:rPr>
+          <w:rFonts w:ascii="Calibri" w:eastAsia="Calibri" w:hAnsi="Calibri" w:cs="Calibri"/>
+          <w:sz w:val="24"/>
+          <w:szCs w:val="24"/>
+        </w:rPr>
+      </w:pPr>
       <w:r>
         <w:rPr>
           <w:rFonts w:ascii="Calibri" w:eastAsia="Calibri" w:hAnsi="Calibri" w:cs="Calibri"/>
@@ -972,65 +1089,24 @@
           <w:sz w:val="24"/>
           <w:szCs w:val="24"/>
         </w:rPr>
-        <w:t>Designer</w:t>
-      </w:r>
-      <w:r>
-        <w:rPr>
-          <w:rFonts w:ascii="Calibri" w:eastAsia="Calibri" w:hAnsi="Calibri" w:cs="Calibri"/>
-          <w:sz w:val="24"/>
-          <w:szCs w:val="24"/>
-        </w:rPr>
-        <w:t xml:space="preserve">  </w:t>
-      </w:r>
-      <w:proofErr w:type="spellStart"/>
-      <w:r>
-        <w:rPr>
-          <w:rFonts w:ascii="Calibri" w:eastAsia="Calibri" w:hAnsi="Calibri" w:cs="Calibri"/>
-          <w:sz w:val="24"/>
-          <w:szCs w:val="24"/>
-        </w:rPr>
-        <w:t>Pramati</w:t>
-      </w:r>
-      <w:proofErr w:type="spellEnd"/>
-      <w:proofErr w:type="gramEnd"/>
-      <w:r>
-        <w:rPr>
-          <w:rFonts w:ascii="Calibri" w:eastAsia="Calibri" w:hAnsi="Calibri" w:cs="Calibri"/>
-          <w:sz w:val="24"/>
-          <w:szCs w:val="24"/>
-        </w:rPr>
-        <w:t xml:space="preserve"> Technologies — Apr 2018 – Oct 2019</w:t>
-      </w:r>
-    </w:p>
-    <w:p>
-      <w:pPr>
-        <w:numPr>
-          <w:ilvl w:val="1"/>
-          <w:numId w:val="5"/>
+        <w:t>Vismayas Max Animation Academy</w:t>
+      </w:r>
+      <w:r>
+        <w:rPr>
+          <w:rFonts w:ascii="Calibri" w:eastAsia="Calibri" w:hAnsi="Calibri" w:cs="Calibri"/>
+          <w:sz w:val="24"/>
+          <w:szCs w:val="24"/>
+        </w:rPr>
+        <w:t xml:space="preserve"> — Diploma in Traditional &amp; 3D Animation, 3D &amp; Clay Modelling, 2008–2009</w:t>
+      </w:r>
+    </w:p>
+    <w:p>
+      <w:pPr>
+        <w:numPr>
+          <w:ilvl w:val="0"/>
+          <w:numId w:val="3"/>
         </w:numPr>
         <w:spacing w:line="240" w:lineRule="auto"/>
-        <w:ind w:hanging="360"/>
-        <w:rPr>
-          <w:rFonts w:ascii="Calibri" w:eastAsia="Calibri" w:hAnsi="Calibri" w:cs="Calibri"/>
-          <w:sz w:val="24"/>
-          <w:szCs w:val="24"/>
-        </w:rPr>
-      </w:pPr>
-      <w:r>
-        <w:rPr>
-          <w:rFonts w:ascii="Calibri" w:eastAsia="Calibri" w:hAnsi="Calibri" w:cs="Calibri"/>
-          <w:sz w:val="24"/>
-          <w:szCs w:val="24"/>
-        </w:rPr>
-        <w:t>Delivered marketing‑focused motion graphics and illustrations that strengthened brand identity.</w:t>
-      </w:r>
-    </w:p>
-    <w:p>
-      <w:pPr>
-        <w:numPr>
-          <w:ilvl w:val="0"/>
-          <w:numId w:val="5"/>
-        </w:numPr>
         <w:rPr>
           <w:rFonts w:ascii="Calibri" w:eastAsia="Calibri" w:hAnsi="Calibri" w:cs="Calibri"/>
           <w:sz w:val="24"/>
@@ -1045,9 +1121,30 @@
           <w:sz w:val="24"/>
           <w:szCs w:val="24"/>
         </w:rPr>
-        <w:t xml:space="preserve">Game Development </w:t>
-      </w:r>
-      <w:proofErr w:type="gramStart"/>
+        <w:t>Sree Buddha Central School</w:t>
+      </w:r>
+      <w:r>
+        <w:rPr>
+          <w:rFonts w:ascii="Calibri" w:eastAsia="Calibri" w:hAnsi="Calibri" w:cs="Calibri"/>
+          <w:sz w:val="24"/>
+          <w:szCs w:val="24"/>
+        </w:rPr>
+        <w:t xml:space="preserve"> — Higher Secondary (+2), Computer Science + Maths, 2006–2008</w:t>
+      </w:r>
+    </w:p>
+    <w:p>
+      <w:pPr>
+        <w:numPr>
+          <w:ilvl w:val="0"/>
+          <w:numId w:val="3"/>
+        </w:numPr>
+        <w:spacing w:line="240" w:lineRule="auto"/>
+        <w:rPr>
+          <w:rFonts w:ascii="Calibri" w:eastAsia="Calibri" w:hAnsi="Calibri" w:cs="Calibri"/>
+          <w:sz w:val="24"/>
+          <w:szCs w:val="24"/>
+        </w:rPr>
+      </w:pPr>
       <w:r>
         <w:rPr>
           <w:rFonts w:ascii="Calibri" w:eastAsia="Calibri" w:hAnsi="Calibri" w:cs="Calibri"/>
@@ -1056,82 +1153,96 @@
           <w:sz w:val="24"/>
           <w:szCs w:val="24"/>
         </w:rPr>
-        <w:t>Engineer</w:t>
-      </w:r>
-      <w:r>
-        <w:rPr>
-          <w:rFonts w:ascii="Calibri" w:eastAsia="Calibri" w:hAnsi="Calibri" w:cs="Calibri"/>
-          <w:sz w:val="24"/>
-          <w:szCs w:val="24"/>
-        </w:rPr>
-        <w:t xml:space="preserve">  </w:t>
-      </w:r>
-      <w:proofErr w:type="spellStart"/>
-      <w:r>
-        <w:rPr>
-          <w:rFonts w:ascii="Calibri" w:eastAsia="Calibri" w:hAnsi="Calibri" w:cs="Calibri"/>
-          <w:sz w:val="24"/>
-          <w:szCs w:val="24"/>
-        </w:rPr>
-        <w:t>Avaz</w:t>
-      </w:r>
-      <w:proofErr w:type="spellEnd"/>
-      <w:proofErr w:type="gramEnd"/>
-      <w:r>
-        <w:rPr>
-          <w:rFonts w:ascii="Calibri" w:eastAsia="Calibri" w:hAnsi="Calibri" w:cs="Calibri"/>
-          <w:sz w:val="24"/>
-          <w:szCs w:val="24"/>
-        </w:rPr>
-        <w:t xml:space="preserve"> Inc. — Oct 2016 – Apr 2018</w:t>
-      </w:r>
-    </w:p>
-    <w:p>
-      <w:pPr>
-        <w:numPr>
-          <w:ilvl w:val="1"/>
-          <w:numId w:val="5"/>
+        <w:t>Bishop Moore Vidyapith</w:t>
+      </w:r>
+      <w:r>
+        <w:rPr>
+          <w:rFonts w:ascii="Calibri" w:eastAsia="Calibri" w:hAnsi="Calibri" w:cs="Calibri"/>
+          <w:sz w:val="24"/>
+          <w:szCs w:val="24"/>
+        </w:rPr>
+        <w:t xml:space="preserve"> — 10th, Computer Science + Maths, 1996–2006</w:t>
+      </w:r>
+    </w:p>
+    <w:p>
+      <w:pPr>
+        <w:pStyle w:val="Heading3"/>
+      </w:pPr>
+      <w:bookmarkStart w:id="4" w:name="_5p0l65ep0md3" w:colFirst="0" w:colLast="0"/>
+      <w:bookmarkEnd w:id="4"/>
+      <w:r>
+        <w:t>Certifications</w:t>
+      </w:r>
+    </w:p>
+    <w:p>
+      <w:pPr>
+        <w:numPr>
+          <w:ilvl w:val="0"/>
+          <w:numId w:val="4"/>
         </w:numPr>
         <w:spacing w:line="240" w:lineRule="auto"/>
-        <w:ind w:hanging="360"/>
-        <w:rPr>
-          <w:rFonts w:ascii="Calibri" w:eastAsia="Calibri" w:hAnsi="Calibri" w:cs="Calibri"/>
-          <w:sz w:val="24"/>
-          <w:szCs w:val="24"/>
-        </w:rPr>
-      </w:pPr>
-      <w:r>
-        <w:rPr>
-          <w:rFonts w:ascii="Calibri" w:eastAsia="Calibri" w:hAnsi="Calibri" w:cs="Calibri"/>
-          <w:sz w:val="24"/>
-          <w:szCs w:val="24"/>
-        </w:rPr>
-        <w:t xml:space="preserve">Designed front‑end and gameplay for language teaching apps such as </w:t>
-      </w:r>
-      <w:proofErr w:type="spellStart"/>
-      <w:r>
-        <w:rPr>
-          <w:rFonts w:ascii="Calibri" w:eastAsia="Calibri" w:hAnsi="Calibri" w:cs="Calibri"/>
-          <w:sz w:val="24"/>
-          <w:szCs w:val="24"/>
-        </w:rPr>
-        <w:t>Freespeech</w:t>
-      </w:r>
-      <w:proofErr w:type="spellEnd"/>
-      <w:r>
-        <w:rPr>
-          <w:rFonts w:ascii="Calibri" w:eastAsia="Calibri" w:hAnsi="Calibri" w:cs="Calibri"/>
-          <w:sz w:val="24"/>
-          <w:szCs w:val="24"/>
-        </w:rPr>
-        <w:t xml:space="preserve"> and Chong‑Chong, improving usability and learning outcomes.</w:t>
+        <w:rPr>
+          <w:rFonts w:ascii="Calibri" w:eastAsia="Calibri" w:hAnsi="Calibri" w:cs="Calibri"/>
+          <w:sz w:val="24"/>
+          <w:szCs w:val="24"/>
+        </w:rPr>
+      </w:pPr>
+      <w:r>
+        <w:rPr>
+          <w:rFonts w:ascii="Calibri" w:eastAsia="Calibri" w:hAnsi="Calibri" w:cs="Calibri"/>
+          <w:sz w:val="24"/>
+          <w:szCs w:val="24"/>
+        </w:rPr>
+        <w:t>Diploma Certificate in Character Animation — Vismayas Max (2009)</w:t>
+      </w:r>
+    </w:p>
+    <w:p>
+      <w:pPr>
+        <w:pStyle w:val="Heading3"/>
+      </w:pPr>
+      <w:bookmarkStart w:id="5" w:name="_98nhthyfmqt9" w:colFirst="0" w:colLast="0"/>
+      <w:bookmarkEnd w:id="5"/>
+      <w:r>
+        <w:t>Awards</w:t>
       </w:r>
     </w:p>
     <w:p>
       <w:pPr>
         <w:numPr>
           <w:ilvl w:val="0"/>
-          <w:numId w:val="5"/>
+          <w:numId w:val="6"/>
+        </w:numPr>
+        <w:spacing w:line="240" w:lineRule="auto"/>
+        <w:rPr>
+          <w:rFonts w:ascii="Calibri" w:eastAsia="Calibri" w:hAnsi="Calibri" w:cs="Calibri"/>
+          <w:sz w:val="24"/>
+          <w:szCs w:val="24"/>
+        </w:rPr>
+      </w:pPr>
+      <w:r>
+        <w:rPr>
+          <w:rFonts w:ascii="Calibri" w:eastAsia="Calibri" w:hAnsi="Calibri" w:cs="Calibri"/>
+          <w:sz w:val="24"/>
+          <w:szCs w:val="24"/>
+        </w:rPr>
+        <w:t>Star Performer of the Year (2019) — Pramati Technologies</w:t>
+      </w:r>
+    </w:p>
+    <w:p>
+      <w:pPr>
+        <w:pStyle w:val="Heading3"/>
+      </w:pPr>
+      <w:bookmarkStart w:id="6" w:name="_p7mnq1p7nysp" w:colFirst="0" w:colLast="0"/>
+      <w:bookmarkEnd w:id="6"/>
+      <w:r>
+        <w:t>Languages</w:t>
+      </w:r>
+    </w:p>
+    <w:p>
+      <w:pPr>
+        <w:numPr>
+          <w:ilvl w:val="0"/>
+          <w:numId w:val="1"/>
         </w:numPr>
         <w:rPr>
           <w:rFonts w:ascii="Calibri" w:eastAsia="Calibri" w:hAnsi="Calibri" w:cs="Calibri"/>
@@ -1147,9 +1258,29 @@
           <w:sz w:val="24"/>
           <w:szCs w:val="24"/>
         </w:rPr>
-        <w:t xml:space="preserve">Game </w:t>
-      </w:r>
-      <w:proofErr w:type="gramStart"/>
+        <w:t xml:space="preserve">English </w:t>
+      </w:r>
+      <w:r>
+        <w:rPr>
+          <w:rFonts w:ascii="Calibri" w:eastAsia="Calibri" w:hAnsi="Calibri" w:cs="Calibri"/>
+          <w:sz w:val="24"/>
+          <w:szCs w:val="24"/>
+        </w:rPr>
+        <w:t>— Professional proficiency</w:t>
+      </w:r>
+    </w:p>
+    <w:p>
+      <w:pPr>
+        <w:numPr>
+          <w:ilvl w:val="0"/>
+          <w:numId w:val="1"/>
+        </w:numPr>
+        <w:rPr>
+          <w:rFonts w:ascii="Calibri" w:eastAsia="Calibri" w:hAnsi="Calibri" w:cs="Calibri"/>
+          <w:sz w:val="24"/>
+          <w:szCs w:val="24"/>
+        </w:rPr>
+      </w:pPr>
       <w:r>
         <w:rPr>
           <w:rFonts w:ascii="Calibri" w:eastAsia="Calibri" w:hAnsi="Calibri" w:cs="Calibri"/>
@@ -1158,72 +1289,22 @@
           <w:sz w:val="24"/>
           <w:szCs w:val="24"/>
         </w:rPr>
-        <w:t>Designer</w:t>
-      </w:r>
-      <w:r>
-        <w:rPr>
-          <w:rFonts w:ascii="Calibri" w:eastAsia="Calibri" w:hAnsi="Calibri" w:cs="Calibri"/>
-          <w:sz w:val="24"/>
-          <w:szCs w:val="24"/>
-        </w:rPr>
-        <w:t xml:space="preserve">  Evelyn</w:t>
-      </w:r>
-      <w:proofErr w:type="gramEnd"/>
-      <w:r>
-        <w:rPr>
-          <w:rFonts w:ascii="Calibri" w:eastAsia="Calibri" w:hAnsi="Calibri" w:cs="Calibri"/>
-          <w:sz w:val="24"/>
-          <w:szCs w:val="24"/>
-        </w:rPr>
-        <w:t xml:space="preserve"> Software Labs — Sep 2011 – Sep 2016</w:t>
-      </w:r>
-    </w:p>
-    <w:p>
-      <w:pPr>
-        <w:numPr>
-          <w:ilvl w:val="1"/>
-          <w:numId w:val="5"/>
-        </w:numPr>
-        <w:spacing w:line="240" w:lineRule="auto"/>
-        <w:ind w:hanging="360"/>
-        <w:rPr>
-          <w:rFonts w:ascii="Calibri" w:eastAsia="Calibri" w:hAnsi="Calibri" w:cs="Calibri"/>
-          <w:sz w:val="24"/>
-          <w:szCs w:val="24"/>
-        </w:rPr>
-      </w:pPr>
-      <w:r>
-        <w:rPr>
-          <w:rFonts w:ascii="Calibri" w:eastAsia="Calibri" w:hAnsi="Calibri" w:cs="Calibri"/>
-          <w:sz w:val="24"/>
-          <w:szCs w:val="24"/>
-        </w:rPr>
-        <w:t xml:space="preserve">Created multiple iPad games including Battleground </w:t>
-      </w:r>
-      <w:proofErr w:type="spellStart"/>
-      <w:r>
-        <w:rPr>
-          <w:rFonts w:ascii="Calibri" w:eastAsia="Calibri" w:hAnsi="Calibri" w:cs="Calibri"/>
-          <w:sz w:val="24"/>
-          <w:szCs w:val="24"/>
-        </w:rPr>
-        <w:t>Defense</w:t>
-      </w:r>
-      <w:proofErr w:type="spellEnd"/>
-      <w:r>
-        <w:rPr>
-          <w:rFonts w:ascii="Calibri" w:eastAsia="Calibri" w:hAnsi="Calibri" w:cs="Calibri"/>
-          <w:sz w:val="24"/>
-          <w:szCs w:val="24"/>
-        </w:rPr>
-        <w:t xml:space="preserve"> Trilogy, Fix the Candy, Adrian’s Crusade, and Welding Simulator, building a diverse global player base.</w:t>
+        <w:t xml:space="preserve">Tamil </w:t>
+      </w:r>
+      <w:r>
+        <w:rPr>
+          <w:rFonts w:ascii="Calibri" w:eastAsia="Calibri" w:hAnsi="Calibri" w:cs="Calibri"/>
+          <w:sz w:val="24"/>
+          <w:szCs w:val="24"/>
+        </w:rPr>
+        <w:t>— Working proficiency</w:t>
       </w:r>
     </w:p>
     <w:p>
       <w:pPr>
         <w:numPr>
           <w:ilvl w:val="0"/>
-          <w:numId w:val="5"/>
+          <w:numId w:val="1"/>
         </w:numPr>
         <w:rPr>
           <w:rFonts w:ascii="Calibri" w:eastAsia="Calibri" w:hAnsi="Calibri" w:cs="Calibri"/>
@@ -1239,486 +1320,7 @@
           <w:sz w:val="24"/>
           <w:szCs w:val="24"/>
         </w:rPr>
-        <w:t xml:space="preserve">Character Designer &amp; </w:t>
-      </w:r>
-      <w:proofErr w:type="gramStart"/>
-      <w:r>
-        <w:rPr>
-          <w:rFonts w:ascii="Calibri" w:eastAsia="Calibri" w:hAnsi="Calibri" w:cs="Calibri"/>
-          <w:b/>
-          <w:bCs/>
-          <w:sz w:val="24"/>
-          <w:szCs w:val="24"/>
-        </w:rPr>
-        <w:t>Animator</w:t>
-      </w:r>
-      <w:r>
-        <w:rPr>
-          <w:rFonts w:ascii="Calibri" w:eastAsia="Calibri" w:hAnsi="Calibri" w:cs="Calibri"/>
-          <w:sz w:val="24"/>
-          <w:szCs w:val="24"/>
-        </w:rPr>
-        <w:t xml:space="preserve">  Colours</w:t>
-      </w:r>
-      <w:proofErr w:type="gramEnd"/>
-      <w:r>
-        <w:rPr>
-          <w:rFonts w:ascii="Calibri" w:eastAsia="Calibri" w:hAnsi="Calibri" w:cs="Calibri"/>
-          <w:sz w:val="24"/>
-          <w:szCs w:val="24"/>
-        </w:rPr>
-        <w:t xml:space="preserve"> Animation Pvt Ltd — Nov 2010 – Sep 2011</w:t>
-      </w:r>
-    </w:p>
-    <w:p>
-      <w:pPr>
-        <w:numPr>
-          <w:ilvl w:val="1"/>
-          <w:numId w:val="5"/>
-        </w:numPr>
-        <w:spacing w:line="240" w:lineRule="auto"/>
-        <w:ind w:hanging="360"/>
-        <w:rPr>
-          <w:rFonts w:ascii="Calibri" w:eastAsia="Calibri" w:hAnsi="Calibri" w:cs="Calibri"/>
-          <w:sz w:val="24"/>
-          <w:szCs w:val="24"/>
-        </w:rPr>
-      </w:pPr>
-      <w:r>
-        <w:rPr>
-          <w:rFonts w:ascii="Calibri" w:eastAsia="Calibri" w:hAnsi="Calibri" w:cs="Calibri"/>
-          <w:sz w:val="24"/>
-          <w:szCs w:val="24"/>
-        </w:rPr>
-        <w:t>Designed and animated characters, storyboards, and scene‑by‑scene animations for studio projects.</w:t>
-      </w:r>
-    </w:p>
-    <w:p>
-      <w:pPr>
-        <w:numPr>
-          <w:ilvl w:val="0"/>
-          <w:numId w:val="5"/>
-        </w:numPr>
-        <w:rPr>
-          <w:rFonts w:ascii="Calibri" w:eastAsia="Calibri" w:hAnsi="Calibri" w:cs="Calibri"/>
-          <w:sz w:val="24"/>
-          <w:szCs w:val="24"/>
-        </w:rPr>
-      </w:pPr>
-      <w:r>
-        <w:rPr>
-          <w:rFonts w:ascii="Calibri" w:eastAsia="Calibri" w:hAnsi="Calibri" w:cs="Calibri"/>
-          <w:b/>
-          <w:bCs/>
-          <w:sz w:val="24"/>
-          <w:szCs w:val="24"/>
-        </w:rPr>
-        <w:t xml:space="preserve">Animator </w:t>
-      </w:r>
-      <w:proofErr w:type="gramStart"/>
-      <w:r>
-        <w:rPr>
-          <w:rFonts w:ascii="Calibri" w:eastAsia="Calibri" w:hAnsi="Calibri" w:cs="Calibri"/>
-          <w:b/>
-          <w:bCs/>
-          <w:sz w:val="24"/>
-          <w:szCs w:val="24"/>
-        </w:rPr>
-        <w:t>Trainee</w:t>
-      </w:r>
-      <w:r>
-        <w:rPr>
-          <w:rFonts w:ascii="Calibri" w:eastAsia="Calibri" w:hAnsi="Calibri" w:cs="Calibri"/>
-          <w:sz w:val="24"/>
-          <w:szCs w:val="24"/>
-        </w:rPr>
-        <w:t xml:space="preserve">  </w:t>
-      </w:r>
-      <w:proofErr w:type="spellStart"/>
-      <w:r>
-        <w:rPr>
-          <w:rFonts w:ascii="Calibri" w:eastAsia="Calibri" w:hAnsi="Calibri" w:cs="Calibri"/>
-          <w:sz w:val="24"/>
-          <w:szCs w:val="24"/>
-        </w:rPr>
-        <w:t>Vismayas</w:t>
-      </w:r>
-      <w:proofErr w:type="spellEnd"/>
-      <w:proofErr w:type="gramEnd"/>
-      <w:r>
-        <w:rPr>
-          <w:rFonts w:ascii="Calibri" w:eastAsia="Calibri" w:hAnsi="Calibri" w:cs="Calibri"/>
-          <w:sz w:val="24"/>
-          <w:szCs w:val="24"/>
-        </w:rPr>
-        <w:t xml:space="preserve"> Max — Jul 2009 – Oct 2010</w:t>
-      </w:r>
-    </w:p>
-    <w:p>
-      <w:pPr>
-        <w:numPr>
-          <w:ilvl w:val="1"/>
-          <w:numId w:val="5"/>
-        </w:numPr>
-        <w:spacing w:line="240" w:lineRule="auto"/>
-        <w:ind w:hanging="360"/>
-        <w:rPr>
-          <w:rFonts w:ascii="Calibri" w:eastAsia="Calibri" w:hAnsi="Calibri" w:cs="Calibri"/>
-          <w:sz w:val="24"/>
-          <w:szCs w:val="24"/>
-        </w:rPr>
-      </w:pPr>
-      <w:r>
-        <w:rPr>
-          <w:rFonts w:ascii="Calibri" w:eastAsia="Calibri" w:hAnsi="Calibri" w:cs="Calibri"/>
-          <w:sz w:val="24"/>
-          <w:szCs w:val="24"/>
-        </w:rPr>
-        <w:t>Created character sketches, turn‑arounds, 3D models, props, and animations, contributing to multiple training projects.</w:t>
-      </w:r>
-    </w:p>
-    <w:p>
-      <w:pPr>
-        <w:pStyle w:val="Heading3"/>
-      </w:pPr>
-      <w:bookmarkStart w:id="3" w:name="_g5wfn9skmyqo" w:colFirst="0" w:colLast="0"/>
-      <w:bookmarkEnd w:id="3"/>
-      <w:r>
-        <w:t>Education</w:t>
-      </w:r>
-    </w:p>
-    <w:p>
-      <w:pPr>
-        <w:numPr>
-          <w:ilvl w:val="0"/>
-          <w:numId w:val="3"/>
-        </w:numPr>
-        <w:spacing w:line="240" w:lineRule="auto"/>
-        <w:rPr>
-          <w:rFonts w:ascii="Calibri" w:eastAsia="Calibri" w:hAnsi="Calibri" w:cs="Calibri"/>
-          <w:sz w:val="24"/>
-          <w:szCs w:val="24"/>
-        </w:rPr>
-      </w:pPr>
-      <w:r>
-        <w:rPr>
-          <w:rFonts w:ascii="Calibri" w:eastAsia="Calibri" w:hAnsi="Calibri" w:cs="Calibri"/>
-          <w:b/>
-          <w:bCs/>
-          <w:sz w:val="24"/>
-          <w:szCs w:val="24"/>
-        </w:rPr>
-        <w:t>University of Kerala</w:t>
-      </w:r>
-      <w:r>
-        <w:rPr>
-          <w:rFonts w:ascii="Calibri" w:eastAsia="Calibri" w:hAnsi="Calibri" w:cs="Calibri"/>
-          <w:sz w:val="24"/>
-          <w:szCs w:val="24"/>
-        </w:rPr>
-        <w:t xml:space="preserve"> — Coursework toward Bachelor of Arts (BA), English Literature (2010–2012)</w:t>
-      </w:r>
-    </w:p>
-    <w:p>
-      <w:pPr>
-        <w:numPr>
-          <w:ilvl w:val="0"/>
-          <w:numId w:val="3"/>
-        </w:numPr>
-        <w:spacing w:line="240" w:lineRule="auto"/>
-        <w:rPr>
-          <w:rFonts w:ascii="Calibri" w:eastAsia="Calibri" w:hAnsi="Calibri" w:cs="Calibri"/>
-          <w:sz w:val="24"/>
-          <w:szCs w:val="24"/>
-        </w:rPr>
-      </w:pPr>
-      <w:proofErr w:type="spellStart"/>
-      <w:r>
-        <w:rPr>
-          <w:rFonts w:ascii="Calibri" w:eastAsia="Calibri" w:hAnsi="Calibri" w:cs="Calibri"/>
-          <w:b/>
-          <w:bCs/>
-          <w:sz w:val="24"/>
-          <w:szCs w:val="24"/>
-        </w:rPr>
-        <w:t>Vismayas</w:t>
-      </w:r>
-      <w:proofErr w:type="spellEnd"/>
-      <w:r>
-        <w:rPr>
-          <w:rFonts w:ascii="Calibri" w:eastAsia="Calibri" w:hAnsi="Calibri" w:cs="Calibri"/>
-          <w:b/>
-          <w:bCs/>
-          <w:sz w:val="24"/>
-          <w:szCs w:val="24"/>
-        </w:rPr>
-        <w:t xml:space="preserve"> Max Animation Academy</w:t>
-      </w:r>
-      <w:r>
-        <w:rPr>
-          <w:rFonts w:ascii="Calibri" w:eastAsia="Calibri" w:hAnsi="Calibri" w:cs="Calibri"/>
-          <w:sz w:val="24"/>
-          <w:szCs w:val="24"/>
-        </w:rPr>
-        <w:t xml:space="preserve"> — Diploma in Traditional &amp; 3D Animation, 3D &amp; Clay Modelling, 2008–2009</w:t>
-      </w:r>
-    </w:p>
-    <w:p>
-      <w:pPr>
-        <w:numPr>
-          <w:ilvl w:val="0"/>
-          <w:numId w:val="3"/>
-        </w:numPr>
-        <w:spacing w:line="240" w:lineRule="auto"/>
-        <w:rPr>
-          <w:rFonts w:ascii="Calibri" w:eastAsia="Calibri" w:hAnsi="Calibri" w:cs="Calibri"/>
-          <w:sz w:val="24"/>
-          <w:szCs w:val="24"/>
-        </w:rPr>
-      </w:pPr>
-      <w:r>
-        <w:rPr>
-          <w:rFonts w:ascii="Calibri" w:eastAsia="Calibri" w:hAnsi="Calibri" w:cs="Calibri"/>
-          <w:b/>
-          <w:bCs/>
-          <w:sz w:val="24"/>
-          <w:szCs w:val="24"/>
-        </w:rPr>
-        <w:t>Sree Buddha Central School</w:t>
-      </w:r>
-      <w:r>
-        <w:rPr>
-          <w:rFonts w:ascii="Calibri" w:eastAsia="Calibri" w:hAnsi="Calibri" w:cs="Calibri"/>
-          <w:sz w:val="24"/>
-          <w:szCs w:val="24"/>
-        </w:rPr>
-        <w:t xml:space="preserve"> — Higher Secondary (+2), Computer Science + Maths, 2006–2008</w:t>
-      </w:r>
-    </w:p>
-    <w:p>
-      <w:pPr>
-        <w:numPr>
-          <w:ilvl w:val="0"/>
-          <w:numId w:val="3"/>
-        </w:numPr>
-        <w:spacing w:line="240" w:lineRule="auto"/>
-        <w:rPr>
-          <w:rFonts w:ascii="Calibri" w:eastAsia="Calibri" w:hAnsi="Calibri" w:cs="Calibri"/>
-          <w:sz w:val="24"/>
-          <w:szCs w:val="24"/>
-        </w:rPr>
-      </w:pPr>
-      <w:r>
-        <w:rPr>
-          <w:rFonts w:ascii="Calibri" w:eastAsia="Calibri" w:hAnsi="Calibri" w:cs="Calibri"/>
-          <w:b/>
-          <w:bCs/>
-          <w:sz w:val="24"/>
-          <w:szCs w:val="24"/>
-        </w:rPr>
-        <w:t>Bishop Moore Vidyapith</w:t>
-      </w:r>
-      <w:r>
-        <w:rPr>
-          <w:rFonts w:ascii="Calibri" w:eastAsia="Calibri" w:hAnsi="Calibri" w:cs="Calibri"/>
-          <w:sz w:val="24"/>
-          <w:szCs w:val="24"/>
-        </w:rPr>
-        <w:t xml:space="preserve"> — 10th, Computer Science + Maths, 1996–2006</w:t>
-      </w:r>
-    </w:p>
-    <w:p>
-      <w:pPr>
-        <w:pStyle w:val="Heading3"/>
-      </w:pPr>
-      <w:bookmarkStart w:id="4" w:name="_5p0l65ep0md3" w:colFirst="0" w:colLast="0"/>
-      <w:bookmarkEnd w:id="4"/>
-      <w:r>
-        <w:t>Certifications</w:t>
-      </w:r>
-    </w:p>
-    <w:p>
-      <w:pPr>
-        <w:numPr>
-          <w:ilvl w:val="0"/>
-          <w:numId w:val="4"/>
-        </w:numPr>
-        <w:spacing w:line="240" w:lineRule="auto"/>
-        <w:rPr>
-          <w:rFonts w:ascii="Calibri" w:eastAsia="Calibri" w:hAnsi="Calibri" w:cs="Calibri"/>
-          <w:sz w:val="24"/>
-          <w:szCs w:val="24"/>
-        </w:rPr>
-      </w:pPr>
-      <w:r>
-        <w:rPr>
-          <w:rFonts w:ascii="Calibri" w:eastAsia="Calibri" w:hAnsi="Calibri" w:cs="Calibri"/>
-          <w:sz w:val="24"/>
-          <w:szCs w:val="24"/>
-        </w:rPr>
-        <w:t xml:space="preserve">Diploma Certificate in Character Animation — </w:t>
-      </w:r>
-      <w:proofErr w:type="spellStart"/>
-      <w:r>
-        <w:rPr>
-          <w:rFonts w:ascii="Calibri" w:eastAsia="Calibri" w:hAnsi="Calibri" w:cs="Calibri"/>
-          <w:sz w:val="24"/>
-          <w:szCs w:val="24"/>
-        </w:rPr>
-        <w:t>Vismayas</w:t>
-      </w:r>
-      <w:proofErr w:type="spellEnd"/>
-      <w:r>
-        <w:rPr>
-          <w:rFonts w:ascii="Calibri" w:eastAsia="Calibri" w:hAnsi="Calibri" w:cs="Calibri"/>
-          <w:sz w:val="24"/>
-          <w:szCs w:val="24"/>
-        </w:rPr>
-        <w:t xml:space="preserve"> Max (2009)</w:t>
-      </w:r>
-    </w:p>
-    <w:p>
-      <w:pPr>
-        <w:pStyle w:val="Heading3"/>
-      </w:pPr>
-      <w:bookmarkStart w:id="5" w:name="_98nhthyfmqt9" w:colFirst="0" w:colLast="0"/>
-      <w:bookmarkEnd w:id="5"/>
-      <w:r>
-        <w:t>Awards</w:t>
-      </w:r>
-    </w:p>
-    <w:p>
-      <w:pPr>
-        <w:numPr>
-          <w:ilvl w:val="0"/>
-          <w:numId w:val="6"/>
-        </w:numPr>
-        <w:spacing w:line="240" w:lineRule="auto"/>
-        <w:rPr>
-          <w:rFonts w:ascii="Calibri" w:eastAsia="Calibri" w:hAnsi="Calibri" w:cs="Calibri"/>
-          <w:sz w:val="24"/>
-          <w:szCs w:val="24"/>
-        </w:rPr>
-      </w:pPr>
-      <w:r>
-        <w:rPr>
-          <w:rFonts w:ascii="Calibri" w:eastAsia="Calibri" w:hAnsi="Calibri" w:cs="Calibri"/>
-          <w:sz w:val="24"/>
-          <w:szCs w:val="24"/>
-        </w:rPr>
-        <w:t xml:space="preserve">Star Performer of the Year (2019) — </w:t>
-      </w:r>
-      <w:proofErr w:type="spellStart"/>
-      <w:r>
-        <w:rPr>
-          <w:rFonts w:ascii="Calibri" w:eastAsia="Calibri" w:hAnsi="Calibri" w:cs="Calibri"/>
-          <w:sz w:val="24"/>
-          <w:szCs w:val="24"/>
-        </w:rPr>
-        <w:t>Pramati</w:t>
-      </w:r>
-      <w:proofErr w:type="spellEnd"/>
-      <w:r>
-        <w:rPr>
-          <w:rFonts w:ascii="Calibri" w:eastAsia="Calibri" w:hAnsi="Calibri" w:cs="Calibri"/>
-          <w:sz w:val="24"/>
-          <w:szCs w:val="24"/>
-        </w:rPr>
-        <w:t xml:space="preserve"> Technologies</w:t>
-      </w:r>
-    </w:p>
-    <w:p>
-      <w:pPr>
-        <w:pStyle w:val="Heading3"/>
-      </w:pPr>
-      <w:bookmarkStart w:id="6" w:name="_p7mnq1p7nysp" w:colFirst="0" w:colLast="0"/>
-      <w:bookmarkEnd w:id="6"/>
-      <w:r>
-        <w:t>Languages</w:t>
-      </w:r>
-    </w:p>
-    <w:p>
-      <w:pPr>
-        <w:numPr>
-          <w:ilvl w:val="0"/>
-          <w:numId w:val="1"/>
-        </w:numPr>
-        <w:rPr>
-          <w:rFonts w:ascii="Calibri" w:eastAsia="Calibri" w:hAnsi="Calibri" w:cs="Calibri"/>
-          <w:sz w:val="24"/>
-          <w:szCs w:val="24"/>
-        </w:rPr>
-      </w:pPr>
-      <w:r>
-        <w:rPr>
-          <w:rFonts w:ascii="Calibri" w:eastAsia="Calibri" w:hAnsi="Calibri" w:cs="Calibri"/>
-          <w:b/>
-          <w:bCs/>
-          <w:sz w:val="24"/>
-          <w:szCs w:val="24"/>
-        </w:rPr>
-        <w:t xml:space="preserve">English </w:t>
-      </w:r>
-      <w:r>
-        <w:rPr>
-          <w:rFonts w:ascii="Calibri" w:eastAsia="Calibri" w:hAnsi="Calibri" w:cs="Calibri"/>
-          <w:sz w:val="24"/>
-          <w:szCs w:val="24"/>
-        </w:rPr>
-        <w:t>— Professional proficiency</w:t>
-      </w:r>
-    </w:p>
-    <w:p>
-      <w:pPr>
-        <w:numPr>
-          <w:ilvl w:val="0"/>
-          <w:numId w:val="1"/>
-        </w:numPr>
-        <w:rPr>
-          <w:rFonts w:ascii="Calibri" w:eastAsia="Calibri" w:hAnsi="Calibri" w:cs="Calibri"/>
-          <w:sz w:val="24"/>
-          <w:szCs w:val="24"/>
-        </w:rPr>
-      </w:pPr>
-      <w:r>
-        <w:rPr>
-          <w:rFonts w:ascii="Calibri" w:eastAsia="Calibri" w:hAnsi="Calibri" w:cs="Calibri"/>
-          <w:b/>
-          <w:bCs/>
-          <w:sz w:val="24"/>
-          <w:szCs w:val="24"/>
-        </w:rPr>
-        <w:t xml:space="preserve">Tamil </w:t>
-      </w:r>
-      <w:r>
-        <w:rPr>
-          <w:rFonts w:ascii="Calibri" w:eastAsia="Calibri" w:hAnsi="Calibri" w:cs="Calibri"/>
-          <w:sz w:val="24"/>
-          <w:szCs w:val="24"/>
-        </w:rPr>
-        <w:t>— Working proficiency</w:t>
-      </w:r>
-    </w:p>
-    <w:p>
-      <w:pPr>
-        <w:numPr>
-          <w:ilvl w:val="0"/>
-          <w:numId w:val="1"/>
-        </w:numPr>
-        <w:rPr>
-          <w:rFonts w:ascii="Calibri" w:eastAsia="Calibri" w:hAnsi="Calibri" w:cs="Calibri"/>
-          <w:sz w:val="24"/>
-          <w:szCs w:val="24"/>
-        </w:rPr>
-      </w:pPr>
-      <w:r>
-        <w:rPr>
-          <w:rFonts w:ascii="Calibri" w:eastAsia="Calibri" w:hAnsi="Calibri" w:cs="Calibri"/>
-          <w:b/>
-          <w:bCs/>
-          <w:sz w:val="24"/>
-          <w:szCs w:val="24"/>
-        </w:rPr>
+        <w:lastRenderedPageBreak/>
         <w:t xml:space="preserve">Malayalam </w:t>
       </w:r>
       <w:r>
@@ -3256,7 +2858,6 @@
   <w:style w:type="character" w:default="1" w:styleId="DefaultParagraphFont">
     <w:name w:val="Default Paragraph Font"/>
     <w:uiPriority w:val="1"/>
-    <w:semiHidden/>
     <w:unhideWhenUsed/>
   </w:style>
   <w:style w:type="table" w:default="1" w:styleId="TableNormal">
@@ -3350,6 +2951,29 @@
     <w:rPr>
       <w:b/>
       <w:bCs/>
+    </w:rPr>
+  </w:style>
+  <w:style w:type="character" w:styleId="Hyperlink">
+    <w:name w:val="Hyperlink"/>
+    <w:basedOn w:val="DefaultParagraphFont"/>
+    <w:uiPriority w:val="99"/>
+    <w:unhideWhenUsed/>
+    <w:rsid w:val="00AD1C3D"/>
+    <w:rPr>
+      <w:color w:val="0000FF" w:themeColor="hyperlink"/>
+      <w:u w:val="single"/>
+    </w:rPr>
+  </w:style>
+  <w:style w:type="character" w:styleId="UnresolvedMention">
+    <w:name w:val="Unresolved Mention"/>
+    <w:basedOn w:val="DefaultParagraphFont"/>
+    <w:uiPriority w:val="99"/>
+    <w:semiHidden/>
+    <w:unhideWhenUsed/>
+    <w:rsid w:val="00AD1C3D"/>
+    <w:rPr>
+      <w:color w:val="605E5C"/>
+      <w:shd w:val="clear" w:color="auto" w:fill="E1DFDD"/>
     </w:rPr>
   </w:style>
 </w:styles>
